--- a/중국어_대화문/3부_docx/3부_12화_공개된_장부.docx
+++ b/중국어_대화문/3부_docx/3부_12화_공개된_장부.docx
@@ -18,7 +18,7 @@
         <w:t>등장인물:</w:t>
       </w:r>
       <w:r>
-        <w:t xml:space="preserve"> 선즈위안 沈知远(34세, 칭허현 현위서기) / 리위퉁 李雨桐(28세, 칭허현위 판공실 실무 참모) / 친구이팡 秦桂芳(50대, 칭허현 재정국 부국장, 수십 년 장부를 만진 회계 출신) / 멍훙투 孟宏图(40대, 칭허현 현장) / 돤리신 段立新(50대, 창촨시위 부서기) / 메이뤄란 梅若兰(70대, 은퇴한 변호사협회 비서장) / 쑨더왕 孙德旺(60대, 칭허현 쑨자아오 농민, 파견공 쑨샤오레이의 아버지) / 허원하이 何文海(60세, 칭허현 인민대표대회 상무위원회 주임)</w:t>
+        <w:t xml:space="preserve"> 선즈위안 沈知远(34세, 칭허현 현위서기) / 리위퉁 李雨桐(28세, 칭허현위 판공실 실무 참모) / 친구이팡 秦桂芳(50대, 칭허현 재정국장 — 2018년 전임 贾局长이 시로 전출된 뒤 승진, 수십 년 장부를 만진 회계 출신) / 멍훙투 孟宏图(40대, 칭허현 현장) / 돤리신 段立新(50대, 창촨시위 부서기, 2017년 말까지 칭허현위서기) / 메이뤄란 梅若兰(70대, 은퇴한 변호사협회 비서장) / 쑨더왕 孙德旺(60대, 칭허현 쑨자아오 농민, 파견공 쑨샤오레이의 아버지) / 허원하이 何文海(60세, 칭허현 인민대표대회 상무위원회 주임)</w:t>
       </w:r>
     </w:p>
     <w:p>
@@ -234,7 +234,7 @@
         <w:t>沈知远:</w:t>
       </w:r>
       <w:r>
-        <w:t xml:space="preserve"> 我刚来那年，贾局长给我的是三点一亿，担保函是我自己推出来的，至少八亿。</w:t>
+        <w:t xml:space="preserve"> 我刚来那年，贾局长给我的账内数是三点一亿，担保函是我自己推出来的，至少八亿。</w:t>
       </w:r>
     </w:p>
     <w:p>
@@ -245,7 +245,7 @@
         <w:t>秦桂芳:</w:t>
       </w:r>
       <w:r>
-        <w:t xml:space="preserve"> 那是二〇一六年的初步摸底数，只是账内的一部分口径。这四年我们把部门挂账、拖欠工程款、平台和担保一页一页并起来，今天摆出来的，才是整本账。</w:t>
+        <w:t xml:space="preserve"> 贾局长二〇一八年调去市里了，我接的班。那个三点一亿，是二〇一六年报表上只算账内的口径。这四年我们把部门挂账、拖欠工程款一页一页并进显性债务，才是今天的三十一亿二千万；平台和担保另算，一并摆出来，才是整本账。</w:t>
       </w:r>
     </w:p>
     <w:p>
@@ -698,7 +698,7 @@
     </w:p>
     <w:p>
       <w:r>
-        <w:t>(下午三点。长川市委大楼五楼，副书记办公室。段立新五十出头，戴金边眼镜，办公桌后面挂着一幅“宁静致远”的书法。他给自己倒了一杯，推开半寸，给沈知远倒了一杯，推过去。)</w:t>
+        <w:t>(下午三点。长川市委大楼五楼，副书记办公室。段立新五十多岁，戴金边眼镜，就是当年的清河县委书记，二〇一七年底调来市里当了副书记。办公桌后面挂着一幅“宁静致远”的书法。他给自己倒了一杯，推开半寸，给沈知远倒了一杯，推过去。)</w:t>
       </w:r>
     </w:p>
     <w:p>
@@ -1779,7 +1779,7 @@
         <w:t>李雨桐:</w:t>
       </w:r>
       <w:r>
-        <w:t xml:space="preserve"> 我是他办公室的，跟了他四年。</w:t>
+        <w:t xml:space="preserve"> 我是他办公室的，跟了他三年多。</w:t>
       </w:r>
     </w:p>
     <w:p>
@@ -2155,6 +2155,28 @@
       </w:r>
       <w:r>
         <w:t xml:space="preserve"> (说不出话)</w:t>
+      </w:r>
+    </w:p>
+    <w:p>
+      <w:r>
+        <w:rPr>
+          <w:b/>
+        </w:rPr>
+        <w:t>沈知远:</w:t>
+      </w:r>
+      <w:r>
+        <w:t xml:space="preserve"> (过了很久) 我一直没问过你，二〇一六年你在长川一家小律所做行政，怎么就辞了职，跟我来清河。</w:t>
+      </w:r>
+    </w:p>
+    <w:p>
+      <w:r>
+        <w:rPr>
+          <w:b/>
+        </w:rPr>
+        <w:t>李雨桐:</w:t>
+      </w:r>
+      <w:r>
+        <w:t xml:space="preserve"> 您没开口，是我自己找去的。那年年底您在县里缺一个看得懂合同、又不怕山路的人，梅老师把话递到我这儿，我就来了，办公室按聘用人员给了我一个位子。</w:t>
       </w:r>
     </w:p>
     <w:p>
